--- a/LLDD/word/FE/LLDD-FE-Email-Template.docx
+++ b/LLDD/word/FE/LLDD-FE-Email-Template.docx
@@ -587,7 +587,7 @@
       <w:r>
         <w:drawing>
           <wp:inline xmlns:a="http://schemas.openxmlformats.org/drawingml/2006/main" xmlns:pic="http://schemas.openxmlformats.org/drawingml/2006/picture">
-            <wp:extent cx="5669280" cy="4976368"/>
+            <wp:extent cx="5669280" cy="5003927"/>
             <wp:docPr id="1" name="Picture 1"/>
             <wp:cNvGraphicFramePr>
               <a:graphicFrameLocks noChangeAspect="1"/>
@@ -596,7 +596,7 @@
               <a:graphicData uri="http://schemas.openxmlformats.org/drawingml/2006/picture">
                 <pic:pic>
                   <pic:nvPicPr>
-                    <pic:cNvPr id="0" name="plan-email-01.png"/>
+                    <pic:cNvPr id="0" name="email-template-01.png"/>
                     <pic:cNvPicPr/>
                   </pic:nvPicPr>
                   <pic:blipFill>
@@ -608,7 +608,7 @@
                   <pic:spPr>
                     <a:xfrm>
                       <a:off x="0" y="0"/>
-                      <a:ext cx="5669280" cy="4976368"/>
+                      <a:ext cx="5669280" cy="5003927"/>
                     </a:xfrm>
                     <a:prstGeom prst="rect"/>
                   </pic:spPr>
@@ -629,7 +629,7 @@
           <w:i/>
           <w:sz w:val="18"/>
         </w:rPr>
-        <w:t>รูปที่ 1: Screenshot: plan-email-01.png</w:t>
+        <w:t>รูปที่ 1: Screenshot: email-template-01.png</w:t>
       </w:r>
     </w:p>
     <w:p>
@@ -640,7 +640,7 @@
       <w:r>
         <w:drawing>
           <wp:inline xmlns:a="http://schemas.openxmlformats.org/drawingml/2006/main" xmlns:pic="http://schemas.openxmlformats.org/drawingml/2006/picture">
-            <wp:extent cx="5669280" cy="4976368"/>
+            <wp:extent cx="5669280" cy="5003927"/>
             <wp:docPr id="2" name="Picture 2"/>
             <wp:cNvGraphicFramePr>
               <a:graphicFrameLocks noChangeAspect="1"/>
@@ -649,7 +649,7 @@
               <a:graphicData uri="http://schemas.openxmlformats.org/drawingml/2006/picture">
                 <pic:pic>
                   <pic:nvPicPr>
-                    <pic:cNvPr id="0" name="plan-email-02.png"/>
+                    <pic:cNvPr id="0" name="email-template-02.png"/>
                     <pic:cNvPicPr/>
                   </pic:nvPicPr>
                   <pic:blipFill>
@@ -661,7 +661,7 @@
                   <pic:spPr>
                     <a:xfrm>
                       <a:off x="0" y="0"/>
-                      <a:ext cx="5669280" cy="4976368"/>
+                      <a:ext cx="5669280" cy="5003927"/>
                     </a:xfrm>
                     <a:prstGeom prst="rect"/>
                   </pic:spPr>
@@ -682,7 +682,7 @@
           <w:i/>
           <w:sz w:val="18"/>
         </w:rPr>
-        <w:t>รูปที่ 2: Screenshot: plan-email-02.png</w:t>
+        <w:t>รูปที่ 2: Screenshot: email-template-02.png</w:t>
       </w:r>
     </w:p>
     <w:p>
@@ -693,7 +693,7 @@
       <w:r>
         <w:drawing>
           <wp:inline xmlns:a="http://schemas.openxmlformats.org/drawingml/2006/main" xmlns:pic="http://schemas.openxmlformats.org/drawingml/2006/picture">
-            <wp:extent cx="5669280" cy="4972431"/>
+            <wp:extent cx="5669280" cy="4999990"/>
             <wp:docPr id="3" name="Picture 3"/>
             <wp:cNvGraphicFramePr>
               <a:graphicFrameLocks noChangeAspect="1"/>
@@ -702,7 +702,7 @@
               <a:graphicData uri="http://schemas.openxmlformats.org/drawingml/2006/picture">
                 <pic:pic>
                   <pic:nvPicPr>
-                    <pic:cNvPr id="0" name="plan-email-03.png"/>
+                    <pic:cNvPr id="0" name="email-template-03.png"/>
                     <pic:cNvPicPr/>
                   </pic:nvPicPr>
                   <pic:blipFill>
@@ -714,7 +714,7 @@
                   <pic:spPr>
                     <a:xfrm>
                       <a:off x="0" y="0"/>
-                      <a:ext cx="5669280" cy="4972431"/>
+                      <a:ext cx="5669280" cy="4999990"/>
                     </a:xfrm>
                     <a:prstGeom prst="rect"/>
                   </pic:spPr>
@@ -735,7 +735,7 @@
           <w:i/>
           <w:sz w:val="18"/>
         </w:rPr>
-        <w:t>รูปที่ 3: Screenshot: plan-email-03.png</w:t>
+        <w:t>รูปที่ 3: Screenshot: email-template-03.png</w:t>
       </w:r>
     </w:p>
     <w:p>
@@ -5662,7 +5662,7 @@
               <w:br/>
               <w:t xml:space="preserve">  "variables": {</w:t>
               <w:br/>
-              <w:t xml:space="preserve">    "docNo": "2569/00123"</w:t>
+              <w:t xml:space="preserve">    "docNo": "2026/00123"</w:t>
               <w:br/>
               <w:t xml:space="preserve">  }</w:t>
               <w:br/>
@@ -6029,7 +6029,7 @@
               </w:rPr>
               <w:t>{</w:t>
               <w:br/>
-              <w:t xml:space="preserve">  "subject": "แจ้งเตือน 2569/00123",</w:t>
+              <w:t xml:space="preserve">  "subject": "แจ้งเตือน 2026/00123",</w:t>
               <w:br/>
               <w:t xml:space="preserve">  "body": "..."</w:t>
               <w:br/>
